--- a/docs/SRキャリッジシミュレータ_詳細設計仕様書_1017.docx
+++ b/docs/SRキャリッジシミュレータ_詳細設計仕様書_1017.docx
@@ -211,7 +211,7 @@
                 <w:sz w:val="19"/>
                 <w:szCs w:val="19"/>
               </w:rPr>
-              <w:t xml:space="preserve">1017（第 3 版）</w:t>
+              <w:t>1022（第 4 版）</w:t>
             </w:r>
           </w:p>
         </w:tc>
@@ -379,7 +379,7 @@
                 <w:sz w:val="19"/>
                 <w:szCs w:val="19"/>
               </w:rPr>
-              <w:t xml:space="preserve">SRCarriageSim_viewer.html（1017）</w:t>
+              <w:t>SRCarriageSim_viewer.html（1022）</w:t>
             </w:r>
           </w:p>
         </w:tc>
@@ -586,7 +586,7 @@
                 <w:sz w:val="19"/>
                 <w:szCs w:val="19"/>
               </w:rPr>
-              <w:t xml:space="preserve">2026 年 10 月 17 日（第 3 版。信号名の変更と DIN ピン番号の訂正）</w:t>
+              <w:t>2026 年 10 月 22 日（第 4 版。OCD と OPC のピン番号の訂正）</w:t>
             </w:r>
           </w:p>
         </w:tc>
@@ -3047,7 +3047,7 @@
         <w:rPr>
           <w:rFonts w:ascii="Yu Gothic" w:eastAsia="Yu Gothic" w:hAnsi="Yu Gothic"/>
         </w:rPr>
-        <w:t xml:space="preserve">2.1 DIN コネクタの信号（2026-10-17 訂正）</w:t>
+        <w:t>2.1 DIN コネクタの信号（2026-10-17・10-22 訂正）</w:t>
       </w:r>
     </w:p>
     <w:p>
@@ -3289,7 +3289,7 @@
                 <w:sz w:val="17"/>
                 <w:szCs w:val="17"/>
               </w:rPr>
-              <w:t xml:space="preserve">2</w:t>
+              <w:t>5</w:t>
             </w:r>
           </w:p>
         </w:tc>
@@ -3619,7 +3619,7 @@
                 <w:sz w:val="17"/>
                 <w:szCs w:val="17"/>
               </w:rPr>
-              <w:t xml:space="preserve">5</w:t>
+              <w:t>2</w:t>
             </w:r>
           </w:p>
         </w:tc>
@@ -4098,7 +4098,7 @@
           <w:sz w:val="20"/>
           <w:szCs w:val="20"/>
         </w:rPr>
-        <w:t xml:space="preserve">DIN のピン番号は 2026 年 10 月 17 日に実機に合わせて訂正した（当初の記録は OCD 1・ONP 2・OPC 4・ON1 5・INS 6 で誤り）。電源・GND を含むコネクタとケーブルの対応を表 3b に示す。本機と相手機器の GND は必ず共通にする。</w:t>
+        <w:t>DIN のピン番号は 2026 年 10 月 17 日に実機に合わせて訂正した（当初の記録は OCD 1・ONP 2・OPC 4・ON1 5・INS 6 で誤り）。2026 年 10 月 22 日に、OCD と OPC のピンが逆だったのを訂正した（OCD = DIN 5・XH 5、OPC = DIN 2・XH 7）。電源・GND を含むコネクタとケーブルの対応を表 3b に示す。本機と相手機器の GND は必ず共通にする。</w:t>
       </w:r>
     </w:p>
     <w:p>
@@ -4115,7 +4115,7 @@
           <w:sz w:val="18"/>
           <w:szCs w:val="18"/>
         </w:rPr>
-        <w:t xml:space="preserve">表 3b　コネクタとケーブル（XH 8 ピン ⇔ DIN 7 ピン メス、2026-10-17）</w:t>
+        <w:t>表 3b　コネクタとケーブル（XH 8 ピン ⇔ DIN 7 ピン メス、2026-10-22 訂正）</w:t>
       </w:r>
     </w:p>
     <w:tbl>
@@ -5032,7 +5032,7 @@
                 <w:sz w:val="17"/>
                 <w:szCs w:val="17"/>
               </w:rPr>
-              <w:t xml:space="preserve">OPC</w:t>
+              <w:t>OCD</w:t>
             </w:r>
           </w:p>
         </w:tc>
@@ -5096,7 +5096,7 @@
                 <w:sz w:val="17"/>
                 <w:szCs w:val="17"/>
               </w:rPr>
-              <w:t xml:space="preserve">H = ポイントカム有効区間（本機 D8）</w:t>
+              <w:t>キャリッジ方向。H = 左←右、L = 左→右（本機 D5）</w:t>
             </w:r>
           </w:p>
         </w:tc>
@@ -5362,7 +5362,7 @@
                 <w:sz w:val="17"/>
                 <w:szCs w:val="17"/>
               </w:rPr>
-              <w:t xml:space="preserve">OCD</w:t>
+              <w:t>OPC</w:t>
             </w:r>
           </w:p>
         </w:tc>
@@ -5426,7 +5426,7 @@
                 <w:sz w:val="17"/>
                 <w:szCs w:val="17"/>
               </w:rPr>
-              <w:t xml:space="preserve">キャリッジ方向。H = 左←右、L = 左→右（本機 D5）</w:t>
+              <w:t>H = ポイントカム有効区間（本機 D8）</w:t>
             </w:r>
           </w:p>
         </w:tc>
@@ -9620,7 +9620,7 @@
                 <w:sz w:val="17"/>
                 <w:szCs w:val="17"/>
               </w:rPr>
-              <w:t xml:space="preserve">OCD（DIN 2・XH 7）</w:t>
+              <w:t>OCD（DIN 5・XH 5）</w:t>
             </w:r>
           </w:p>
         </w:tc>
@@ -10019,7 +10019,7 @@
                 <w:sz w:val="17"/>
                 <w:szCs w:val="17"/>
               </w:rPr>
-              <w:t xml:space="preserve">OPC（DIN 5・XH 5）</w:t>
+              <w:t>OPC（DIN 2・XH 7）</w:t>
             </w:r>
           </w:p>
         </w:tc>
@@ -46846,7 +46846,7 @@
                 <w:sz w:val="17"/>
                 <w:szCs w:val="17"/>
               </w:rPr>
-              <w:t xml:space="preserve">5（OPC）</w:t>
+              <w:t>2（OPC）</w:t>
             </w:r>
           </w:p>
         </w:tc>
@@ -46984,7 +46984,7 @@
                 <w:sz w:val="17"/>
                 <w:szCs w:val="17"/>
               </w:rPr>
-              <w:t xml:space="preserve">2（OCD）</w:t>
+              <w:t>5（OCD）</w:t>
             </w:r>
           </w:p>
         </w:tc>
@@ -47106,7 +47106,7 @@
           <w:sz w:val="20"/>
           <w:szCs w:val="20"/>
         </w:rPr>
-        <w:t xml:space="preserve">2026 年 10 月 17 日訂正: 当初の記録の DIN ピン番号（DOB 6・KSL 4・ND1 5・HOK 1・CCP 2）は誤りだった。上の表は訂正後の番号と新しい信号名で書いている（表 3・表 3b）。</w:t>
+        <w:t>2026 年 10 月 17 日訂正: 当初の記録の DIN ピン番号（DOB 6・KSL 4・ND1 5・HOK 1・CCP 2）は誤りだった。上の表は訂正後の番号（2026 年 10 月 22 日に OCD と OPC を入れ替えた）と新しい信号名で書いている（表 3・表 3b）。</w:t>
       </w:r>
     </w:p>
     <w:p>
@@ -48352,7 +48352,76 @@
                 <w:sz w:val="17"/>
                 <w:szCs w:val="17"/>
               </w:rPr>
-              <w:t xml:space="preserve">信号名を OCD（旧 HOK）・ONP（旧 CCP）・OPC（旧 KSL）・ON1（旧 ND1）・INS（旧 DOB）に改め、「マジックポイント」を「ポイントカム」にした。DIN コネクタのピン番号を実機に合わせて訂正し（OCD 2・ONP 4・OPC 5・ON1 1・INS 3）、XH コネクタとケーブル色の対応を加えた（表 3b）。シリアルコマンドは on1・on1edge・opcimp・pol ocd|on1|opc|ins とし、旧名も受け付ける。機械可読行のキーも新しい名前にし、ビューアは旧キーも読む。本機のピン（D5〜D9）と設定の保存形式（SRC6）は変えていない</w:t>
+              <w:t>信号名を OCD（旧 HOK）・ONP（旧 CCP）・OPC（旧 KSL）・ON1（旧 ND1）・INS（旧 DOB）に改め、「マジックポイント」を「ポイントカム」にした。DIN コネクタのピン番号を実機に合わせて訂正し（OCD 2・ONP 4・OPC 5・ON1 1・INS 3。OCD と OPC は逆で、1022 で訂正）、XH コネクタとケーブル色の対応を加えた（表 3b）。シリアルコマンドは on1・on1edge・opcimp・pol ocd|on1|opc|ins とし、旧名も受け付ける。機械可読行のキーも新しい名前にし、ビューアは旧キーも読む。本機のピン（D5〜D9）と設定の保存形式（SRC6）は変えていない</w:t>
+            </w:r>
+          </w:p>
+        </w:tc>
+      </w:tr>
+      <w:tr>
+        <w:trPr>
+          <w:cantSplit/>
+        </w:trPr>
+        <w:tc>
+          <w:tcPr>
+            <w:tcW w:type="dxa" w:w="1329"/>
+            <w:tcBorders>
+              <w:top w:val="single" w:color="BFBFBF" w:sz="4"/>
+              <w:left w:val="single" w:color="BFBFBF" w:sz="4"/>
+              <w:bottom w:val="single" w:color="BFBFBF" w:sz="4"/>
+              <w:right w:val="single" w:color="BFBFBF" w:sz="4"/>
+            </w:tcBorders>
+            <w:tcMar>
+              <w:top w:type="dxa" w:w="50"/>
+              <w:left w:type="dxa" w:w="90"/>
+              <w:bottom w:type="dxa" w:w="50"/>
+              <w:right w:type="dxa" w:w="90"/>
+            </w:tcMar>
+          </w:tcPr>
+          <w:p>
+            <w:pPr>
+              <w:spacing w:after="0" w:line="250"/>
+            </w:pPr>
+            <w:r>
+              <w:rPr>
+                <w:rFonts w:ascii="Yu Gothic" w:eastAsia="Yu Gothic" w:hAnsi="Yu Gothic"/>
+                <w:b w:val="false"/>
+                <w:bCs w:val="false"/>
+                <w:sz w:val="17"/>
+                <w:szCs w:val="17"/>
+              </w:rPr>
+              <w:t>1022</w:t>
+            </w:r>
+          </w:p>
+        </w:tc>
+        <w:tc>
+          <w:tcPr>
+            <w:tcW w:type="dxa" w:w="8309"/>
+            <w:tcBorders>
+              <w:top w:val="single" w:color="BFBFBF" w:sz="4"/>
+              <w:left w:val="single" w:color="BFBFBF" w:sz="4"/>
+              <w:bottom w:val="single" w:color="BFBFBF" w:sz="4"/>
+              <w:right w:val="single" w:color="BFBFBF" w:sz="4"/>
+            </w:tcBorders>
+            <w:tcMar>
+              <w:top w:type="dxa" w:w="50"/>
+              <w:left w:type="dxa" w:w="90"/>
+              <w:bottom w:type="dxa" w:w="50"/>
+              <w:right w:type="dxa" w:w="90"/>
+            </w:tcMar>
+          </w:tcPr>
+          <w:p>
+            <w:pPr>
+              <w:spacing w:after="0" w:line="250"/>
+            </w:pPr>
+            <w:r>
+              <w:rPr>
+                <w:rFonts w:ascii="Yu Gothic" w:eastAsia="Yu Gothic" w:hAnsi="Yu Gothic"/>
+                <w:b w:val="false"/>
+                <w:bCs w:val="false"/>
+                <w:sz w:val="17"/>
+                <w:szCs w:val="17"/>
+              </w:rPr>
+              <w:t>文書とビューアの表示・スケッチのコメントのみ（動作は変えていない。ファームウェアは 1017 のまま）。コネクタで OCD と OPC のピンが逆だったのを訂正した（OCD = XH 5・黒・DIN 5、OPC = XH 7・灰・DIN 2。表 3・表 3b・表 7・表 34）。本機のピン（D5 = OCD、D8 = OPC）は変えていない。ビューアの波形の見出しを OPC DIN2・OCD DIN5 にした。図 1〜6 を新しい信号名（OCD・ONP・OPC・ON1・INS）と訂正後の DIN の番号にした（図 5・図 6 は 1017 のビューアで撮り直したもの）</w:t>
             </w:r>
           </w:p>
         </w:tc>
@@ -48366,6 +48435,8 @@
     <w:sectPr>
       <w:headerReference w:type="default" r:id="rId7"/>
       <w:footerReference w:type="default" r:id="rId8"/>
+      <w:headerReference w:type="first" r:id="rId17"/>
+      <w:headerReference w:type="even" r:id="rId18"/>
       <w:pgSz w:w="11906" w:h="16838" w:orient="portrait"/>
       <w:pgMar w:top="1134" w:right="1134" w:bottom="1134" w:left="1134" w:header="708" w:footer="708" w:gutter="0"/>
       <w:pgNumType/>
@@ -48489,8 +48560,28 @@
         <w:sz w:val="16"/>
         <w:szCs w:val="16"/>
       </w:rPr>
-      <w:t xml:space="preserve">SR キャリッジシミュレータ 詳細設計仕様書　版 1017</w:t>
+      <w:t>SR キャリッジシミュレータ 詳細設計仕様書　版 1022</w:t>
     </w:r>
+  </w:p>
+</w:hdr>
+</file>
+
+<file path=word/header2.xml><?xml version="1.0" encoding="utf-8"?>
+<w:hdr xmlns:m="http://schemas.openxmlformats.org/officeDocument/2006/math" xmlns:mc="http://schemas.openxmlformats.org/markup-compatibility/2006" xmlns:mo="http://schemas.microsoft.com/office/mac/office/2008/main" xmlns:mv="urn:schemas-microsoft-com:mac:vml" xmlns:o="urn:schemas-microsoft-com:office:office" xmlns:r="http://schemas.openxmlformats.org/officeDocument/2006/relationships" xmlns:v="urn:schemas-microsoft-com:vml" xmlns:w10="urn:schemas-microsoft-com:office:word" xmlns:w14="http://schemas.microsoft.com/office/word/2010/wordml" xmlns:w="http://schemas.openxmlformats.org/wordprocessingml/2006/main" xmlns:wne="http://schemas.microsoft.com/office/word/2006/wordml" xmlns:wp14="http://schemas.microsoft.com/office/word/2010/wordprocessingDrawing" xmlns:wp="http://schemas.openxmlformats.org/drawingml/2006/wordprocessingDrawing" xmlns:wpc="http://schemas.microsoft.com/office/word/2010/wordprocessingCanvas" xmlns:wpg="http://schemas.microsoft.com/office/word/2010/wordprocessingGroup" xmlns:wpi="http://schemas.microsoft.com/office/word/2010/wordprocessingInk" xmlns:wps="http://schemas.microsoft.com/office/word/2010/wordprocessingShape" mc:Ignorable="w14 wp14">
+  <w:p>
+    <w:pPr>
+      <w:pStyle w:val="Header"/>
+    </w:pPr>
+  </w:p>
+</w:hdr>
+</file>
+
+<file path=word/header3.xml><?xml version="1.0" encoding="utf-8"?>
+<w:hdr xmlns:m="http://schemas.openxmlformats.org/officeDocument/2006/math" xmlns:mc="http://schemas.openxmlformats.org/markup-compatibility/2006" xmlns:mo="http://schemas.microsoft.com/office/mac/office/2008/main" xmlns:mv="urn:schemas-microsoft-com:mac:vml" xmlns:o="urn:schemas-microsoft-com:office:office" xmlns:r="http://schemas.openxmlformats.org/officeDocument/2006/relationships" xmlns:v="urn:schemas-microsoft-com:vml" xmlns:w10="urn:schemas-microsoft-com:office:word" xmlns:w14="http://schemas.microsoft.com/office/word/2010/wordml" xmlns:w="http://schemas.openxmlformats.org/wordprocessingml/2006/main" xmlns:wne="http://schemas.microsoft.com/office/word/2006/wordml" xmlns:wp14="http://schemas.microsoft.com/office/word/2010/wordprocessingDrawing" xmlns:wp="http://schemas.openxmlformats.org/drawingml/2006/wordprocessingDrawing" xmlns:wpc="http://schemas.microsoft.com/office/word/2010/wordprocessingCanvas" xmlns:wpg="http://schemas.microsoft.com/office/word/2010/wordprocessingGroup" xmlns:wpi="http://schemas.microsoft.com/office/word/2010/wordprocessingInk" xmlns:wps="http://schemas.microsoft.com/office/word/2010/wordprocessingShape" mc:Ignorable="w14 wp14">
+  <w:p>
+    <w:pPr>
+      <w:pStyle w:val="Header"/>
+    </w:pPr>
   </w:p>
 </w:hdr>
 </file>

--- a/docs/SRキャリッジシミュレータ_詳細設計仕様書_1017.docx
+++ b/docs/SRキャリッジシミュレータ_詳細設計仕様書_1017.docx
@@ -2951,7 +2951,7 @@
                 <w:sz w:val="17"/>
                 <w:szCs w:val="17"/>
               </w:rPr>
-              <w:t xml:space="preserve">OCD = キャリッジ方向（Out Carriage Direction。旧 HOK）、ONP = 編み目カウント（Out Needle Pulse。旧 CCP）、OPC = パターン出力フラグ（Out Point Cam。ポイントカム有効区間。旧 KSL）、ON1 = カーソル（Out Needle 1。旧 ND1）、INS = 選針（In Needle Select。旧 DOB）。O はキャリッジ（本機）から出る信号、I はキャリッジへ入る信号。旧名は付録 B の 0923〜0925 の記述に残る</w:t>
+              <w:t>OCD = キャリッジ方向（Out Carriage Direction。旧 HOK）、ONP = 編み針カウント（Out Needle Pulse。旧 CCP）、OPC = パターン出力フラグ（Out Point Cam。ポイントカム有効区間。旧 KSL）、ON1 = カーソル（Out Needle 1。旧 ND1）、INS = 選針（In Needle Select。旧 DOB）。O はキャリッジ（本機）から出る信号、I はキャリッジへ入る信号。旧名は付録 B の 0923〜0925 の記述に残る</w:t>
             </w:r>
           </w:p>
         </w:tc>
@@ -3550,7 +3550,7 @@
                 <w:sz w:val="17"/>
                 <w:szCs w:val="17"/>
               </w:rPr>
-              <w:t xml:space="preserve">編み目カウント。立ち上がり（L→H）で 1 目進んだことを示すパルス</w:t>
+              <w:t>編み針カウント。立ち上がり（L→H）で 1 目進んだことを示すパルス</w:t>
             </w:r>
           </w:p>
         </w:tc>
@@ -4931,7 +4931,7 @@
                 <w:sz w:val="17"/>
                 <w:szCs w:val="17"/>
               </w:rPr>
-              <w:t xml:space="preserve">編み目カウント。L→H の立ち上がりパルス（本機 D6）</w:t>
+              <w:t>編み針カウント。L→H の立ち上がりパルス（本機 D6）</w:t>
             </w:r>
           </w:p>
         </w:tc>
@@ -47085,7 +47085,7 @@
                 <w:sz w:val="17"/>
                 <w:szCs w:val="17"/>
               </w:rPr>
-              <w:t xml:space="preserve">編み目カウント。立ち上がり（L→H）で 1 目進んだことをパルスで出力する</w:t>
+              <w:t>編み針カウント。立ち上がり（L→H）で 1 目進んだことをパルスで出力する</w:t>
             </w:r>
           </w:p>
         </w:tc>
